--- a/EventPlanner/Table of Contents.docx
+++ b/EventPlanner/Table of Contents.docx
@@ -2760,7 +2760,13 @@
         </w:r>
       </w:fldSimple>
       <w:r>
-        <w:t xml:space="preserve"> Code structure including </w:t>
+        <w:t xml:space="preserve"> Code </w:t>
+      </w:r>
+      <w:r>
+        <w:t xml:space="preserve">directory </w:t>
+      </w:r>
+      <w:r>
+        <w:t xml:space="preserve">structure including </w:t>
       </w:r>
       <w:proofErr w:type="spellStart"/>
       <w:r>
@@ -2768,7 +2774,13 @@
       </w:r>
       <w:proofErr w:type="spellEnd"/>
       <w:r>
-        <w:t xml:space="preserve"> backend and react + </w:t>
+        <w:t xml:space="preserve"> backend</w:t>
+      </w:r>
+      <w:r>
+        <w:t xml:space="preserve">, </w:t>
+      </w:r>
+      <w:r>
+        <w:t xml:space="preserve">react + </w:t>
       </w:r>
       <w:proofErr w:type="spellStart"/>
       <w:r>
@@ -2777,6 +2789,9 @@
       <w:proofErr w:type="spellEnd"/>
       <w:r>
         <w:t xml:space="preserve"> frontend</w:t>
+      </w:r>
+      <w:r>
+        <w:t>, web manifest and service worker</w:t>
       </w:r>
     </w:p>
     <w:p>
@@ -2785,9 +2800,9 @@
           <w:noProof/>
         </w:rPr>
         <w:drawing>
-          <wp:inline distT="0" distB="0" distL="0" distR="0" wp14:anchorId="233FD530" wp14:editId="62E24696">
-            <wp:extent cx="2676899" cy="5144218"/>
-            <wp:effectExtent l="0" t="0" r="9525" b="0"/>
+          <wp:inline distT="0" distB="0" distL="0" distR="0" wp14:anchorId="233FD530" wp14:editId="164E221E">
+            <wp:extent cx="2347274" cy="5144218"/>
+            <wp:effectExtent l="0" t="0" r="0" b="0"/>
             <wp:docPr id="378592220" name="Picture 1"/>
             <wp:cNvGraphicFramePr>
               <a:graphicFrameLocks xmlns:a="http://schemas.openxmlformats.org/drawingml/2006/main" noChangeAspect="1"/>
@@ -2796,11 +2811,17 @@
               <a:graphicData uri="http://schemas.openxmlformats.org/drawingml/2006/picture">
                 <pic:pic xmlns:pic="http://schemas.openxmlformats.org/drawingml/2006/picture">
                   <pic:nvPicPr>
-                    <pic:cNvPr id="378592220" name=""/>
+                    <pic:cNvPr id="378592220" name="Picture 1"/>
                     <pic:cNvPicPr/>
                   </pic:nvPicPr>
                   <pic:blipFill>
-                    <a:blip r:embed="rId9"/>
+                    <a:blip r:embed="rId9">
+                      <a:extLst>
+                        <a:ext uri="{28A0092B-C50C-407E-A947-70E740481C1C}">
+                          <a14:useLocalDpi xmlns:a14="http://schemas.microsoft.com/office/drawing/2010/main" val="0"/>
+                        </a:ext>
+                      </a:extLst>
+                    </a:blip>
                     <a:stretch>
                       <a:fillRect/>
                     </a:stretch>
@@ -2808,7 +2829,7 @@
                   <pic:spPr>
                     <a:xfrm>
                       <a:off x="0" y="0"/>
-                      <a:ext cx="2676899" cy="5144218"/>
+                      <a:ext cx="2347274" cy="5144218"/>
                     </a:xfrm>
                     <a:prstGeom prst="rect">
                       <a:avLst/>
@@ -3409,9 +3430,9 @@
           <w:noProof/>
         </w:rPr>
         <w:drawing>
-          <wp:inline distT="0" distB="0" distL="0" distR="0" wp14:anchorId="599A73DD" wp14:editId="00D8309F">
-            <wp:extent cx="5731510" cy="1520825"/>
-            <wp:effectExtent l="0" t="0" r="2540" b="3175"/>
+          <wp:inline distT="0" distB="0" distL="0" distR="0" wp14:anchorId="599A73DD" wp14:editId="75E5ACC7">
+            <wp:extent cx="5731510" cy="1435120"/>
+            <wp:effectExtent l="0" t="0" r="2540" b="0"/>
             <wp:docPr id="1529828826" name="Picture 1"/>
             <wp:cNvGraphicFramePr>
               <a:graphicFrameLocks xmlns:a="http://schemas.openxmlformats.org/drawingml/2006/main" noChangeAspect="1"/>
@@ -3420,11 +3441,17 @@
               <a:graphicData uri="http://schemas.openxmlformats.org/drawingml/2006/picture">
                 <pic:pic xmlns:pic="http://schemas.openxmlformats.org/drawingml/2006/picture">
                   <pic:nvPicPr>
-                    <pic:cNvPr id="1529828826" name=""/>
+                    <pic:cNvPr id="1529828826" name="Picture 1"/>
                     <pic:cNvPicPr/>
                   </pic:nvPicPr>
                   <pic:blipFill>
-                    <a:blip r:embed="rId16"/>
+                    <a:blip r:embed="rId16">
+                      <a:extLst>
+                        <a:ext uri="{28A0092B-C50C-407E-A947-70E740481C1C}">
+                          <a14:useLocalDpi xmlns:a14="http://schemas.microsoft.com/office/drawing/2010/main" val="0"/>
+                        </a:ext>
+                      </a:extLst>
+                    </a:blip>
                     <a:stretch>
                       <a:fillRect/>
                     </a:stretch>
@@ -3432,7 +3459,7 @@
                   <pic:spPr>
                     <a:xfrm>
                       <a:off x="0" y="0"/>
-                      <a:ext cx="5731510" cy="1520825"/>
+                      <a:ext cx="5731510" cy="1435120"/>
                     </a:xfrm>
                     <a:prstGeom prst="rect">
                       <a:avLst/>
@@ -4873,7 +4900,10 @@
         </w:r>
       </w:fldSimple>
       <w:r>
-        <w:t xml:space="preserve"> Campus Event Planner prompting user to convert revert</w:t>
+        <w:t xml:space="preserve"> Campus Event Planner prompting user to </w:t>
+      </w:r>
+      <w:r>
+        <w:t>undo changes</w:t>
       </w:r>
     </w:p>
     <w:p>
@@ -4989,6 +5019,19 @@
       <w:r>
         <w:t>from the event object itself where it will use the stored data from the previous change.</w:t>
       </w:r>
+      <w:r>
+        <w:t xml:space="preserve"> At </w:t>
+      </w:r>
+      <w:proofErr w:type="spellStart"/>
+      <w:proofErr w:type="gramStart"/>
+      <w:r>
+        <w:t>it’s</w:t>
+      </w:r>
+      <w:proofErr w:type="spellEnd"/>
+      <w:proofErr w:type="gramEnd"/>
+      <w:r>
+        <w:t xml:space="preserve"> current state, it can only undo to the last previous change, however it can be easily upgraded in the future to include more preserved changes through multiple arrays in the event object.</w:t>
+      </w:r>
     </w:p>
     <w:p>
       <w:pPr>
@@ -5024,8 +5067,8 @@
           <w:noProof/>
         </w:rPr>
         <w:drawing>
-          <wp:inline distT="0" distB="0" distL="0" distR="0" wp14:anchorId="1B791D27" wp14:editId="1060110D">
-            <wp:extent cx="5201376" cy="1676634"/>
+          <wp:inline distT="0" distB="0" distL="0" distR="0" wp14:anchorId="1B791D27" wp14:editId="430FEEAD">
+            <wp:extent cx="4667903" cy="1676634"/>
             <wp:effectExtent l="0" t="0" r="0" b="0"/>
             <wp:docPr id="611950433" name="Picture 1"/>
             <wp:cNvGraphicFramePr>
@@ -5035,11 +5078,17 @@
               <a:graphicData uri="http://schemas.openxmlformats.org/drawingml/2006/picture">
                 <pic:pic xmlns:pic="http://schemas.openxmlformats.org/drawingml/2006/picture">
                   <pic:nvPicPr>
-                    <pic:cNvPr id="611950433" name=""/>
+                    <pic:cNvPr id="611950433" name="Picture 1"/>
                     <pic:cNvPicPr/>
                   </pic:nvPicPr>
                   <pic:blipFill>
-                    <a:blip r:embed="rId34"/>
+                    <a:blip r:embed="rId34">
+                      <a:extLst>
+                        <a:ext uri="{28A0092B-C50C-407E-A947-70E740481C1C}">
+                          <a14:useLocalDpi xmlns:a14="http://schemas.microsoft.com/office/drawing/2010/main" val="0"/>
+                        </a:ext>
+                      </a:extLst>
+                    </a:blip>
                     <a:stretch>
                       <a:fillRect/>
                     </a:stretch>
@@ -5047,7 +5096,7 @@
                   <pic:spPr>
                     <a:xfrm>
                       <a:off x="0" y="0"/>
-                      <a:ext cx="5201376" cy="1676634"/>
+                      <a:ext cx="4667903" cy="1676634"/>
                     </a:xfrm>
                     <a:prstGeom prst="rect">
                       <a:avLst/>
@@ -5066,6 +5115,7 @@
         <w:keepNext/>
       </w:pPr>
       <w:r>
+        <w:lastRenderedPageBreak/>
         <w:t xml:space="preserve">Figure </w:t>
       </w:r>
       <w:fldSimple w:instr=" SEQ Figure \* ARABIC ">
@@ -5157,7 +5207,6 @@
         <w:keepNext/>
       </w:pPr>
       <w:r>
-        <w:lastRenderedPageBreak/>
         <w:t xml:space="preserve">Figure </w:t>
       </w:r>
       <w:fldSimple w:instr=" SEQ Figure \* ARABIC ">
@@ -5757,9 +5806,9 @@
           <w:noProof/>
         </w:rPr>
         <w:drawing>
-          <wp:inline distT="0" distB="0" distL="0" distR="0" wp14:anchorId="4F9DFC81" wp14:editId="7AECD3CD">
-            <wp:extent cx="4553585" cy="2553056"/>
-            <wp:effectExtent l="0" t="0" r="0" b="0"/>
+          <wp:inline distT="0" distB="0" distL="0" distR="0" wp14:anchorId="4F9DFC81" wp14:editId="509453E9">
+            <wp:extent cx="4343021" cy="2553056"/>
+            <wp:effectExtent l="0" t="0" r="635" b="0"/>
             <wp:docPr id="1440046885" name="Picture 1"/>
             <wp:cNvGraphicFramePr>
               <a:graphicFrameLocks xmlns:a="http://schemas.openxmlformats.org/drawingml/2006/main" noChangeAspect="1"/>
@@ -5768,11 +5817,17 @@
               <a:graphicData uri="http://schemas.openxmlformats.org/drawingml/2006/picture">
                 <pic:pic xmlns:pic="http://schemas.openxmlformats.org/drawingml/2006/picture">
                   <pic:nvPicPr>
-                    <pic:cNvPr id="1440046885" name=""/>
+                    <pic:cNvPr id="1440046885" name="Picture 1"/>
                     <pic:cNvPicPr/>
                   </pic:nvPicPr>
                   <pic:blipFill>
-                    <a:blip r:embed="rId43"/>
+                    <a:blip r:embed="rId43">
+                      <a:extLst>
+                        <a:ext uri="{28A0092B-C50C-407E-A947-70E740481C1C}">
+                          <a14:useLocalDpi xmlns:a14="http://schemas.microsoft.com/office/drawing/2010/main" val="0"/>
+                        </a:ext>
+                      </a:extLst>
+                    </a:blip>
                     <a:stretch>
                       <a:fillRect/>
                     </a:stretch>
@@ -5780,7 +5835,7 @@
                   <pic:spPr>
                     <a:xfrm>
                       <a:off x="0" y="0"/>
-                      <a:ext cx="4553585" cy="2553056"/>
+                      <a:ext cx="4343021" cy="2553056"/>
                     </a:xfrm>
                     <a:prstGeom prst="rect">
                       <a:avLst/>
@@ -6871,6 +6926,22 @@
       <w:r>
         <w:t>, whilst loading uses the existing indexed DB event repository.</w:t>
       </w:r>
+      <w:r>
+        <w:t xml:space="preserve"> I have chosen to use </w:t>
+      </w:r>
+      <w:proofErr w:type="spellStart"/>
+      <w:proofErr w:type="gramStart"/>
+      <w:r>
+        <w:t>useMemo</w:t>
+      </w:r>
+      <w:proofErr w:type="spellEnd"/>
+      <w:r>
+        <w:t>(</w:t>
+      </w:r>
+      <w:proofErr w:type="gramEnd"/>
+      <w:r>
+        <w:t>) as it is said to prevent duplication.</w:t>
+      </w:r>
     </w:p>
     <w:p>
       <w:pPr>
@@ -7967,6 +8038,9 @@
         <w:t>eventcard</w:t>
       </w:r>
       <w:proofErr w:type="spellEnd"/>
+      <w:r>
+        <w:t xml:space="preserve"> types</w:t>
+      </w:r>
     </w:p>
     <w:p>
       <w:r>
